--- a/10/tendencii-razvitiya/Вариант 20.docx
+++ b/10/tendencii-razvitiya/Вариант 20.docx
@@ -85,7 +85,27 @@
     </w:p>
     <w:p>
       <w:r>
+        <w:t>1.1. Растр и вектор..........................................3</w:t>
+      </w:r>
+    </w:p>
+    <w:p>
+      <w:r>
+        <w:t>1.2. Объём файла.............................................3</w:t>
+      </w:r>
+    </w:p>
+    <w:p>
+      <w:r>
         <w:t>2. Что чем делают............................................4</w:t>
+      </w:r>
+    </w:p>
+    <w:p>
+      <w:r>
+        <w:t>2.1. Выбор редактора.........................................4</w:t>
+      </w:r>
+    </w:p>
+    <w:p>
+      <w:r>
+        <w:t>2.2. Перевод между видами....................................4</w:t>
       </w:r>
     </w:p>
     <w:p>
@@ -131,6 +151,11 @@
     <w:p/>
     <w:p>
       <w:r>
+        <w:t>1.1. Растр и вектор</w:t>
+      </w:r>
+    </w:p>
+    <w:p>
+      <w:r>
         <w:t>Растровое изображение — прямоугольник из точек, у каждой  свой цвет. Так устроены фотографии и снимки экрана. Качество определяется числом точек: при  сильном увеличении они  становятся видны, и картинка выглядит ступенчатой.</w:t>
       </w:r>
     </w:p>
@@ -138,6 +163,11 @@
       <w:r>
         <w:tab/>
         <w:t>Векторное изображение хранит не точки, а описание фигур: линия отсюда досюда, окружность такого радиуса, заливка такого цвета. При увеличении фигуры пересчитываются заново, поэтому чёткость не теряется никогда.</w:t>
+      </w:r>
+    </w:p>
+    <w:p>
+      <w:r>
+        <w:t>1.2. Объём файла</w:t>
       </w:r>
     </w:p>
     <w:p>
@@ -156,6 +186,11 @@
     <w:p/>
     <w:p>
       <w:r>
+        <w:t>2.1. Выбор редактора</w:t>
+      </w:r>
+    </w:p>
+    <w:p>
+      <w:r>
         <w:t>Растровые редакторы предназначены для фотографий и рисования от руки: коррекция яркости, ретушь, кисти, слои. Векторные — для схем, чертежей, логотипов, шрифтов, то есть всего, что состоит из линий и заливок и должно печататься в любом размере.</w:t>
       </w:r>
     </w:p>
@@ -163,6 +198,11 @@
       <w:r>
         <w:tab/>
         <w:t>Схему к реферату разумнее делать в векторном редакторе: она останется чёткой и на экране, и на печати. Фотографию векторной не сделаешь — её содержимое не описывается набором фигур.</w:t>
+      </w:r>
+    </w:p>
+    <w:p>
+      <w:r>
+        <w:t>2.2. Перевод между видами</w:t>
       </w:r>
     </w:p>
     <w:p>
